--- a/lessons/4-1/downloads/4-1-notes-teacher-l1.docx
+++ b/lessons/4-1/downloads/4-1-notes-teacher-l1.docx
@@ -1564,47 +1564,6 @@
         <w:t xml:space="preserve">Write About the Math</w:t>
       </w:r>
     </w:p>
-    <w:p>
-      <w:pPr>
-        <w:spacing w:after="100"/>
-      </w:pPr>
-      <w:r>
-        <w:rPr>
-          <w:i/>
-          <w:iCs/>
-          <w:color w:val="5F6F80"/>
-          <w:sz w:val="19"/>
-          <w:szCs w:val="19"/>
-        </w:rPr>
-        <w:t xml:space="preserve">Use the support level you need. Every level answers the same math question.</w:t>
-      </w:r>
-    </w:p>
-    <w:p>
-      <w:pPr>
-        <w:pStyle w:val="Heading2"/>
-        <w:spacing w:after="80" w:before="180"/>
-      </w:pPr>
-      <w:r>
-        <w:rPr>
-          <w:b/>
-          <w:bCs/>
-          <w:color w:val="12355B"/>
-          <w:sz w:val="24"/>
-          <w:szCs w:val="24"/>
-        </w:rPr>
-        <w:t xml:space="preserve">1. Understand the Question</w:t>
-      </w:r>
-      <w:r>
-        <w:rPr>
-          <w:i/>
-          <w:iCs/>
-          <w:color w:val="B97A12"/>
-          <w:sz w:val="19"/>
-          <w:szCs w:val="19"/>
-        </w:rPr>
-        <w:t xml:space="preserve">   explain</w:t>
-      </w:r>
-    </w:p>
     <w:tbl>
       <w:tblPr>
         <w:tblW w:type="pct" w:w="100%"/>
@@ -1643,344 +1602,6 @@
               </w:rPr>
               <w:t xml:space="preserve">What percent of the gray kitten's weight does the orange kitten weigh, and how does the tape diagram show it?</w:t>
             </w:r>
-          </w:p>
-          <w:p>
-            <w:pPr>
-              <w:spacing w:after="0"/>
-            </w:pPr>
-            <w:r>
-              <w:rPr>
-                <w:b/>
-                <w:bCs/>
-                <w:color w:val="12355B"/>
-                <w:sz w:val="20"/>
-                <w:szCs w:val="20"/>
-              </w:rPr>
-              <w:t xml:space="preserve">Your job:  </w:t>
-            </w:r>
-            <w:r>
-              <w:rPr>
-                <w:sz w:val="20"/>
-                <w:szCs w:val="20"/>
-              </w:rPr>
-              <w:t xml:space="preserve">Answer the question. Use math evidence. Explain how the evidence proves your answer.</w:t>
-            </w:r>
-            <w:r>
-              <w:rPr>
-                <w:i/>
-                <w:iCs/>
-                <w:color w:val="5F6F80"/>
-                <w:sz w:val="18"/>
-                <w:szCs w:val="18"/>
-              </w:rPr>
-              <w:br/>
-              <w:t xml:space="preserve">Responde la pregunta. Usa evidencia matemática. Explica cómo la evidencia demuestra tu respuesta.</w:t>
-            </w:r>
-          </w:p>
-        </w:tc>
-      </w:tr>
-    </w:tbl>
-    <w:p>
-      <w:pPr>
-        <w:pStyle w:val="Heading2"/>
-        <w:spacing w:after="80" w:before="180"/>
-      </w:pPr>
-      <w:r>
-        <w:rPr>
-          <w:b/>
-          <w:bCs/>
-          <w:color w:val="12355B"/>
-          <w:sz w:val="24"/>
-          <w:szCs w:val="24"/>
-        </w:rPr>
-        <w:t xml:space="preserve">2. Plan Your Math Words</w:t>
-      </w:r>
-      <w:r>
-        <w:rPr>
-          <w:i/>
-          <w:iCs/>
-          <w:color w:val="1FA6A2"/>
-          <w:sz w:val="19"/>
-          <w:szCs w:val="19"/>
-        </w:rPr>
-        <w:t xml:space="preserve">   check at least two</w:t>
-      </w:r>
-    </w:p>
-    <w:p>
-      <w:pPr>
-        <w:spacing w:after="60"/>
-      </w:pPr>
-      <w:r>
-        <w:rPr>
-          <w:b/>
-          <w:bCs/>
-          <w:color w:val="1FA6A2"/>
-          <w:sz w:val="22"/>
-          <w:szCs w:val="22"/>
-        </w:rPr>
-        <w:t xml:space="preserve">☐  </w:t>
-      </w:r>
-      <w:r>
-        <w:rPr>
-          <w:b/>
-          <w:bCs/>
-          <w:color w:val="12355B"/>
-          <w:sz w:val="20"/>
-          <w:szCs w:val="20"/>
-        </w:rPr>
-        <w:t xml:space="preserve">Understand Percent — </w:t>
-      </w:r>
-      <w:r>
-        <w:rPr>
-          <w:sz w:val="20"/>
-          <w:szCs w:val="20"/>
-        </w:rPr>
-        <w:t xml:space="preserve">A percent is a ratio that compares a number to 100, so every percent answers the question “how many out of 100?”</w:t>
-      </w:r>
-      <w:r>
-        <w:rPr>
-          <w:i/>
-          <w:iCs/>
-          <w:color w:val="5F6F80"/>
-          <w:sz w:val="18"/>
-          <w:szCs w:val="18"/>
-        </w:rPr>
-        <w:br/>
-        <w:t xml:space="preserve">Comprender el porcentaje — Un porcentaje es una razón que compara un número con 100, así que todo porcentaje responde “¿cuántos de cada 100?”</w:t>
-      </w:r>
-    </w:p>
-    <w:p>
-      <w:pPr>
-        <w:spacing w:after="60"/>
-      </w:pPr>
-      <w:r>
-        <w:rPr>
-          <w:b/>
-          <w:bCs/>
-          <w:color w:val="1FA6A2"/>
-          <w:sz w:val="22"/>
-          <w:szCs w:val="22"/>
-        </w:rPr>
-        <w:t xml:space="preserve">☐  </w:t>
-      </w:r>
-      <w:r>
-        <w:rPr>
-          <w:b/>
-          <w:bCs/>
-          <w:color w:val="12355B"/>
-          <w:sz w:val="20"/>
-          <w:szCs w:val="20"/>
-        </w:rPr>
-        <w:t xml:space="preserve">Percent — </w:t>
-      </w:r>
-      <w:r>
-        <w:rPr>
-          <w:sz w:val="20"/>
-          <w:szCs w:val="20"/>
-        </w:rPr>
-        <w:t xml:space="preserve">A ratio that compares a number to 100. The word means “per hundred,” and the symbol is %.</w:t>
-      </w:r>
-      <w:r>
-        <w:rPr>
-          <w:i/>
-          <w:iCs/>
-          <w:color w:val="5F6F80"/>
-          <w:sz w:val="18"/>
-          <w:szCs w:val="18"/>
-        </w:rPr>
-        <w:br/>
-        <w:t xml:space="preserve">Porcentaje — Una razón que compara un número con 100. La palabra significa “por cada cien” y su símbolo es %.</w:t>
-      </w:r>
-    </w:p>
-    <w:p>
-      <w:pPr>
-        <w:spacing w:after="60"/>
-      </w:pPr>
-      <w:r>
-        <w:rPr>
-          <w:b/>
-          <w:bCs/>
-          <w:color w:val="1FA6A2"/>
-          <w:sz w:val="22"/>
-          <w:szCs w:val="22"/>
-        </w:rPr>
-        <w:t xml:space="preserve">☐  </w:t>
-      </w:r>
-      <w:r>
-        <w:rPr>
-          <w:b/>
-          <w:bCs/>
-          <w:color w:val="12355B"/>
-          <w:sz w:val="20"/>
-          <w:szCs w:val="20"/>
-        </w:rPr>
-        <w:t xml:space="preserve">Per hundred — </w:t>
-      </w:r>
-      <w:r>
-        <w:rPr>
-          <w:sz w:val="20"/>
-          <w:szCs w:val="20"/>
-        </w:rPr>
-        <w:t xml:space="preserve">The meaning hidden inside the word percent: for every group of 100. It is why every percent can be written as a fraction over 100.</w:t>
-      </w:r>
-      <w:r>
-        <w:rPr>
-          <w:i/>
-          <w:iCs/>
-          <w:color w:val="5F6F80"/>
-          <w:sz w:val="18"/>
-          <w:szCs w:val="18"/>
-        </w:rPr>
-        <w:br/>
-        <w:t xml:space="preserve">Por cada cien — El significado dentro de la palabra porcentaje: por cada grupo de 100. Por eso todo porcentaje se puede escribir como fracción sobre 100.</w:t>
-      </w:r>
-    </w:p>
-    <w:p>
-      <w:pPr>
-        <w:spacing w:after="60"/>
-      </w:pPr>
-      <w:r>
-        <w:rPr>
-          <w:b/>
-          <w:bCs/>
-          <w:color w:val="1FA6A2"/>
-          <w:sz w:val="22"/>
-          <w:szCs w:val="22"/>
-        </w:rPr>
-        <w:t xml:space="preserve">☐  </w:t>
-      </w:r>
-      <w:r>
-        <w:rPr>
-          <w:b/>
-          <w:bCs/>
-          <w:color w:val="12355B"/>
-          <w:sz w:val="20"/>
-          <w:szCs w:val="20"/>
-        </w:rPr>
-        <w:t xml:space="preserve">Decimal grid — </w:t>
-      </w:r>
-      <w:r>
-        <w:rPr>
-          <w:sz w:val="20"/>
-          <w:szCs w:val="20"/>
-        </w:rPr>
-        <w:t xml:space="preserve">A 10-by-10 grid of 100 squares. Shading squares shows a percent directly, one square per percent.</w:t>
-      </w:r>
-      <w:r>
-        <w:rPr>
-          <w:i/>
-          <w:iCs/>
-          <w:color w:val="5F6F80"/>
-          <w:sz w:val="18"/>
-          <w:szCs w:val="18"/>
-        </w:rPr>
-        <w:br/>
-        <w:t xml:space="preserve">Cuadrícula decimal — Una cuadrícula de 10 por 10 con 100 cuadros. Sombrear cuadros muestra un porcentaje directamente, un cuadro por cada uno por ciento.</w:t>
-      </w:r>
-    </w:p>
-    <w:p>
-      <w:pPr>
-        <w:spacing w:after="60"/>
-      </w:pPr>
-      <w:r>
-        <w:rPr>
-          <w:b/>
-          <w:bCs/>
-          <w:color w:val="1FA6A2"/>
-          <w:sz w:val="22"/>
-          <w:szCs w:val="22"/>
-        </w:rPr>
-        <w:t xml:space="preserve">☐  </w:t>
-      </w:r>
-      <w:r>
-        <w:rPr>
-          <w:b/>
-          <w:bCs/>
-          <w:color w:val="12355B"/>
-          <w:sz w:val="20"/>
-          <w:szCs w:val="20"/>
-        </w:rPr>
-        <w:t xml:space="preserve">Part-to-whole — </w:t>
-      </w:r>
-      <w:r>
-        <w:rPr>
-          <w:sz w:val="20"/>
-          <w:szCs w:val="20"/>
-        </w:rPr>
-        <w:t xml:space="preserve">A comparison of one part against the whole amount. In a percent, the whole is always 100%.</w:t>
-      </w:r>
-      <w:r>
-        <w:rPr>
-          <w:i/>
-          <w:iCs/>
-          <w:color w:val="5F6F80"/>
-          <w:sz w:val="18"/>
-          <w:szCs w:val="18"/>
-        </w:rPr>
-        <w:br/>
-        <w:t xml:space="preserve">Parte a todo — Una comparación de una parte con el total. En un porcentaje, el total siempre es 100 %.</w:t>
-      </w:r>
-    </w:p>
-    <w:tbl>
-      <w:tblPr>
-        <w:tblW w:type="pct" w:w="100%"/>
-        <w:tblBorders>
-          <w:top w:val="single" w:color="1FA6A2" w:sz="8"/>
-          <w:left w:val="single" w:color="1FA6A2" w:sz="8"/>
-          <w:bottom w:val="single" w:color="1FA6A2" w:sz="8"/>
-          <w:right w:val="single" w:color="1FA6A2" w:sz="8"/>
-          <w:insideH w:val="single" w:color="auto" w:sz="4"/>
-          <w:insideV w:val="single" w:color="auto" w:sz="4"/>
-        </w:tblBorders>
-      </w:tblPr>
-      <w:tblGrid>
-        <w:gridCol w:w="100"/>
-      </w:tblGrid>
-      <w:tr>
-        <w:tc>
-          <w:tcPr>
-            <w:shd w:fill="F7FFFD" w:color="auto" w:val="clear"/>
-            <w:tcMar>
-              <w:top w:type="dxa" w:w="120"/>
-              <w:left w:type="dxa" w:w="180"/>
-              <w:bottom w:type="dxa" w:w="120"/>
-              <w:right w:type="dxa" w:w="180"/>
-            </w:tcMar>
-          </w:tcPr>
-          <w:p>
-            <w:pPr>
-              <w:spacing w:after="50"/>
-            </w:pPr>
-            <w:r>
-              <w:rPr>
-                <w:b/>
-                <w:bCs/>
-                <w:color w:val="1FA6A2"/>
-                <w:sz w:val="20"/>
-                <w:szCs w:val="20"/>
-              </w:rPr>
-              <w:t xml:space="preserve">Say it first:  </w:t>
-            </w:r>
-            <w:r>
-              <w:rPr>
-                <w:sz w:val="20"/>
-                <w:szCs w:val="20"/>
-              </w:rPr>
-              <w:t xml:space="preserve">Say your idea to a partner or quietly to yourself before you write.</w:t>
-            </w:r>
-          </w:p>
-          <w:p>
-            <w:pPr>
-              <w:spacing w:after="60"/>
-            </w:pPr>
-            <w:r>
-              <w:rPr>
-                <w:color w:val="1A2733"/>
-                <w:sz w:val="21"/>
-                <w:szCs w:val="21"/>
-              </w:rPr>
-              <w:t xml:space="preserve">The gray kitten is the ___, so its weight is ___%. The orange kitten needs one whole tape plus ___ of another. Adding the parts, ___% + 50% = ___%. A percent greater than 100% means the orange kitten weighs ___ than one whole gray kitten.</w:t>
-            </w:r>
             <w:r>
               <w:rPr>
                 <w:i/>
@@ -1990,7 +1611,7 @@
                 <w:szCs w:val="19"/>
               </w:rPr>
               <w:br/>
-              <w:t xml:space="preserve">Di tu respuesta primero: Mi respuesta es ___ porque ___.</w:t>
+              <w:t xml:space="preserve">¿Qué porcentaje del peso del gatito gris pesa el gatito naranja, y cómo lo muestra el diagrama de cinta?</w:t>
             </w:r>
           </w:p>
         </w:tc>
@@ -1998,28 +1619,192 @@
     </w:tbl>
     <w:p>
       <w:pPr>
-        <w:pStyle w:val="Heading2"/>
-        <w:spacing w:after="80" w:before="180"/>
-      </w:pPr>
-      <w:r>
-        <w:rPr>
-          <w:b/>
-          <w:bCs/>
-          <w:color w:val="12355B"/>
-          <w:sz w:val="24"/>
-          <w:szCs w:val="24"/>
-        </w:rPr>
-        <w:t xml:space="preserve">3. Build Your Explanation</w:t>
-      </w:r>
+        <w:spacing w:after="100"/>
+      </w:pPr>
       <w:r>
         <w:rPr>
           <w:i/>
           <w:iCs/>
-          <w:color w:val="B97A12"/>
+          <w:color w:val="5F6F80"/>
           <w:sz w:val="19"/>
           <w:szCs w:val="19"/>
         </w:rPr>
-        <w:t xml:space="preserve">   choose your support</w:t>
+        <w:t xml:space="preserve">Say your answer to a partner first. Then write it, using at least two of these words:</w:t>
+      </w:r>
+    </w:p>
+    <w:p>
+      <w:pPr>
+        <w:spacing w:after="40"/>
+      </w:pPr>
+      <w:r>
+        <w:rPr>
+          <w:b/>
+          <w:bCs/>
+          <w:color w:val="1FA6A2"/>
+          <w:sz w:val="22"/>
+          <w:szCs w:val="22"/>
+        </w:rPr>
+        <w:t xml:space="preserve">☐  </w:t>
+      </w:r>
+      <w:r>
+        <w:rPr>
+          <w:b/>
+          <w:bCs/>
+          <w:color w:val="12355B"/>
+          <w:sz w:val="20"/>
+          <w:szCs w:val="20"/>
+        </w:rPr>
+        <w:t xml:space="preserve">Percent</w:t>
+      </w:r>
+      <w:r>
+        <w:rPr>
+          <w:i/>
+          <w:iCs/>
+          <w:color w:val="5F6F80"/>
+          <w:sz w:val="18"/>
+          <w:szCs w:val="18"/>
+        </w:rPr>
+        <w:t xml:space="preserve">  ·  Porcentaje</w:t>
+      </w:r>
+    </w:p>
+    <w:p>
+      <w:pPr>
+        <w:spacing w:after="40"/>
+      </w:pPr>
+      <w:r>
+        <w:rPr>
+          <w:b/>
+          <w:bCs/>
+          <w:color w:val="1FA6A2"/>
+          <w:sz w:val="22"/>
+          <w:szCs w:val="22"/>
+        </w:rPr>
+        <w:t xml:space="preserve">☐  </w:t>
+      </w:r>
+      <w:r>
+        <w:rPr>
+          <w:b/>
+          <w:bCs/>
+          <w:color w:val="12355B"/>
+          <w:sz w:val="20"/>
+          <w:szCs w:val="20"/>
+        </w:rPr>
+        <w:t xml:space="preserve">Per hundred</w:t>
+      </w:r>
+      <w:r>
+        <w:rPr>
+          <w:i/>
+          <w:iCs/>
+          <w:color w:val="5F6F80"/>
+          <w:sz w:val="18"/>
+          <w:szCs w:val="18"/>
+        </w:rPr>
+        <w:t xml:space="preserve">  ·  Por cada cien</w:t>
+      </w:r>
+    </w:p>
+    <w:p>
+      <w:pPr>
+        <w:spacing w:after="40"/>
+      </w:pPr>
+      <w:r>
+        <w:rPr>
+          <w:b/>
+          <w:bCs/>
+          <w:color w:val="1FA6A2"/>
+          <w:sz w:val="22"/>
+          <w:szCs w:val="22"/>
+        </w:rPr>
+        <w:t xml:space="preserve">☐  </w:t>
+      </w:r>
+      <w:r>
+        <w:rPr>
+          <w:b/>
+          <w:bCs/>
+          <w:color w:val="12355B"/>
+          <w:sz w:val="20"/>
+          <w:szCs w:val="20"/>
+        </w:rPr>
+        <w:t xml:space="preserve">Decimal grid</w:t>
+      </w:r>
+      <w:r>
+        <w:rPr>
+          <w:i/>
+          <w:iCs/>
+          <w:color w:val="5F6F80"/>
+          <w:sz w:val="18"/>
+          <w:szCs w:val="18"/>
+        </w:rPr>
+        <w:t xml:space="preserve">  ·  Cuadrícula decimal</w:t>
+      </w:r>
+    </w:p>
+    <w:p>
+      <w:pPr>
+        <w:spacing w:after="40"/>
+      </w:pPr>
+      <w:r>
+        <w:rPr>
+          <w:b/>
+          <w:bCs/>
+          <w:color w:val="1FA6A2"/>
+          <w:sz w:val="22"/>
+          <w:szCs w:val="22"/>
+        </w:rPr>
+        <w:t xml:space="preserve">☐  </w:t>
+      </w:r>
+      <w:r>
+        <w:rPr>
+          <w:b/>
+          <w:bCs/>
+          <w:color w:val="12355B"/>
+          <w:sz w:val="20"/>
+          <w:szCs w:val="20"/>
+        </w:rPr>
+        <w:t xml:space="preserve">Part-to-whole</w:t>
+      </w:r>
+      <w:r>
+        <w:rPr>
+          <w:i/>
+          <w:iCs/>
+          <w:color w:val="5F6F80"/>
+          <w:sz w:val="18"/>
+          <w:szCs w:val="18"/>
+        </w:rPr>
+        <w:t xml:space="preserve">  ·  Parte a todo</w:t>
+      </w:r>
+    </w:p>
+    <w:p>
+      <w:pPr>
+        <w:spacing w:after="40"/>
+      </w:pPr>
+      <w:r>
+        <w:rPr>
+          <w:b/>
+          <w:bCs/>
+          <w:color w:val="1FA6A2"/>
+          <w:sz w:val="22"/>
+          <w:szCs w:val="22"/>
+        </w:rPr>
+        <w:t xml:space="preserve">☐  </w:t>
+      </w:r>
+      <w:r>
+        <w:rPr>
+          <w:b/>
+          <w:bCs/>
+          <w:color w:val="12355B"/>
+          <w:sz w:val="20"/>
+          <w:szCs w:val="20"/>
+        </w:rPr>
+        <w:t xml:space="preserve">Greater than 100%</w:t>
+      </w:r>
+      <w:r>
+        <w:rPr>
+          <w:i/>
+          <w:iCs/>
+          <w:color w:val="5F6F80"/>
+          <w:sz w:val="18"/>
+          <w:szCs w:val="18"/>
+        </w:rPr>
+        <w:t xml:space="preserve">  ·  Mayor que 100 %</w:t>
       </w:r>
     </w:p>
     <w:tbl>
@@ -2050,21 +1835,6 @@
           </w:tcPr>
           <w:p>
             <w:pPr>
-              <w:spacing w:after="50"/>
-            </w:pPr>
-            <w:r>
-              <w:rPr>
-                <w:i/>
-                <w:iCs/>
-                <w:color w:val="5F6F80"/>
-                <w:sz w:val="19"/>
-                <w:szCs w:val="19"/>
-              </w:rPr>
-              <w:t xml:space="preserve">This model shows the parts of an explanation. It does not answer your writing question.</w:t>
-            </w:r>
-          </w:p>
-          <w:p>
-            <w:pPr>
               <w:spacing w:after="80"/>
             </w:pPr>
             <w:r>
@@ -2075,58 +1845,14 @@
                 <w:sz w:val="19"/>
                 <w:szCs w:val="19"/>
               </w:rPr>
-              <w:t xml:space="preserve">Claim:  </w:t>
+              <w:t xml:space="preserve">Model:  </w:t>
             </w:r>
             <w:r>
               <w:rPr>
                 <w:sz w:val="19"/>
                 <w:szCs w:val="19"/>
               </w:rPr>
-              <w:t xml:space="preserve">150% is more than one whole, and 0.5% is a tiny piece smaller than 1%.</w:t>
-            </w:r>
-          </w:p>
-          <w:p>
-            <w:pPr>
-              <w:spacing w:after="80"/>
-            </w:pPr>
-            <w:r>
-              <w:rPr>
-                <w:b/>
-                <w:bCs/>
-                <w:color w:val="12355B"/>
-                <w:sz w:val="19"/>
-                <w:szCs w:val="19"/>
-              </w:rPr>
-              <w:t xml:space="preserve">Evidence:  </w:t>
-            </w:r>
-            <w:r>
-              <w:rPr>
-                <w:sz w:val="19"/>
-                <w:szCs w:val="19"/>
-              </w:rPr>
-              <w:t xml:space="preserve">Students explain 150% is more than one whole (the player beat the goal) and 0.5% is far less than one whole (a tiny boost), connecting to the idea of 100% as the whole.</w:t>
-            </w:r>
-          </w:p>
-          <w:p>
-            <w:pPr>
-              <w:spacing w:after="80"/>
-            </w:pPr>
-            <w:r>
-              <w:rPr>
-                <w:b/>
-                <w:bCs/>
-                <w:color w:val="12355B"/>
-                <w:sz w:val="19"/>
-                <w:szCs w:val="19"/>
-              </w:rPr>
-              <w:t xml:space="preserve">Reasoning:  </w:t>
-            </w:r>
-            <w:r>
-              <w:rPr>
-                <w:sz w:val="19"/>
-                <w:szCs w:val="19"/>
-              </w:rPr>
-              <w:t xml:space="preserve">This evidence connects the definition of understand percent to the mathematical claim.</w:t>
+              <w:t xml:space="preserve">150% is more than one whole, and 0.5% is a tiny piece smaller than 1%. — Students explain 150% is more than one whole (the player beat the goal) and 0.5% is far less than one whole (a tiny boost), connecting to the idea of 100% as the whole.</w:t>
             </w:r>
           </w:p>
         </w:tc>
@@ -2205,7 +1931,7 @@
           <w:sz w:val="21"/>
           <w:szCs w:val="21"/>
         </w:rPr>
-        <w:t xml:space="preserve">My answer is ___.</w:t>
+        <w:t xml:space="preserve">My answer is ___ because ___.</w:t>
       </w:r>
       <w:r>
         <w:rPr>
@@ -2216,7 +1942,7 @@
           <w:szCs w:val="19"/>
         </w:rPr>
         <w:br/>
-        <w:t xml:space="preserve">Mi respuesta es ___.</w:t>
+        <w:t xml:space="preserve">Mi respuesta es ___ porque ___.</w:t>
       </w:r>
     </w:p>
     <w:tbl>
@@ -2356,7 +2082,7 @@
           <w:sz w:val="21"/>
           <w:szCs w:val="21"/>
         </w:rPr>
-        <w:t xml:space="preserve">I know because ___.</w:t>
+        <w:t xml:space="preserve">My evidence is ___, so ___.</w:t>
       </w:r>
       <w:r>
         <w:rPr>
@@ -2367,31 +2093,7 @@
           <w:szCs w:val="19"/>
         </w:rPr>
         <w:br/>
-        <w:t xml:space="preserve">Lo sé porque ___.</w:t>
-      </w:r>
-    </w:p>
-    <w:p>
-      <w:pPr>
-        <w:spacing w:after="60"/>
-      </w:pPr>
-      <w:r>
-        <w:rPr>
-          <w:color w:val="1A2733"/>
-          <w:sz w:val="21"/>
-          <w:szCs w:val="21"/>
-        </w:rPr>
-        <w:t xml:space="preserve">So ___.</w:t>
-      </w:r>
-      <w:r>
-        <w:rPr>
-          <w:i/>
-          <w:iCs/>
-          <w:color w:val="5F6F80"/>
-          <w:sz w:val="19"/>
-          <w:szCs w:val="19"/>
-        </w:rPr>
-        <w:br/>
-        <w:t xml:space="preserve">Entonces ___.</w:t>
+        <w:t xml:space="preserve">Mi evidencia es ___, entonces ___.</w:t>
       </w:r>
     </w:p>
     <w:tbl>
@@ -2497,78 +2199,6 @@
         <w:t xml:space="preserve">Escribe una afirmación, da evidencia matemática y explica tu razonamiento.</w:t>
       </w:r>
     </w:p>
-    <w:p>
-      <w:pPr>
-        <w:spacing w:after="60"/>
-      </w:pPr>
-      <w:r>
-        <w:rPr>
-          <w:color w:val="1A2733"/>
-          <w:sz w:val="21"/>
-          <w:szCs w:val="21"/>
-        </w:rPr>
-        <w:t xml:space="preserve">My claim is ___.</w:t>
-      </w:r>
-      <w:r>
-        <w:rPr>
-          <w:i/>
-          <w:iCs/>
-          <w:color w:val="5F6F80"/>
-          <w:sz w:val="19"/>
-          <w:szCs w:val="19"/>
-        </w:rPr>
-        <w:br/>
-        <w:t xml:space="preserve">Mi afirmación es ___.</w:t>
-      </w:r>
-    </w:p>
-    <w:p>
-      <w:pPr>
-        <w:spacing w:after="60"/>
-      </w:pPr>
-      <w:r>
-        <w:rPr>
-          <w:color w:val="1A2733"/>
-          <w:sz w:val="21"/>
-          <w:szCs w:val="21"/>
-        </w:rPr>
-        <w:t xml:space="preserve">My math evidence is ___.</w:t>
-      </w:r>
-      <w:r>
-        <w:rPr>
-          <w:i/>
-          <w:iCs/>
-          <w:color w:val="5F6F80"/>
-          <w:sz w:val="19"/>
-          <w:szCs w:val="19"/>
-        </w:rPr>
-        <w:br/>
-        <w:t xml:space="preserve">Mi evidencia matemática es ___.</w:t>
-      </w:r>
-    </w:p>
-    <w:p>
-      <w:pPr>
-        <w:spacing w:after="60"/>
-      </w:pPr>
-      <w:r>
-        <w:rPr>
-          <w:color w:val="1A2733"/>
-          <w:sz w:val="21"/>
-          <w:szCs w:val="21"/>
-        </w:rPr>
-        <w:t xml:space="preserve">This proves ___ because ___.</w:t>
-      </w:r>
-      <w:r>
-        <w:rPr>
-          <w:i/>
-          <w:iCs/>
-          <w:color w:val="5F6F80"/>
-          <w:sz w:val="19"/>
-          <w:szCs w:val="19"/>
-        </w:rPr>
-        <w:br/>
-        <w:t xml:space="preserve">Esto demuestra ___ porque ___.</w:t>
-      </w:r>
-    </w:p>
     <w:tbl>
       <w:tblPr>
         <w:tblW w:type="pct" w:w="100%"/>
@@ -2651,7 +2281,7 @@
           <w:sz w:val="24"/>
           <w:szCs w:val="24"/>
         </w:rPr>
-        <w:t xml:space="preserve">4. Check Your Explanation</w:t>
+        <w:t xml:space="preserve">Check Your Explanation</w:t>
       </w:r>
       <w:r>
         <w:rPr>
@@ -2661,7 +2291,7 @@
           <w:sz w:val="19"/>
           <w:szCs w:val="19"/>
         </w:rPr>
-        <w:t xml:space="preserve">   five quick checks</w:t>
+        <w:t xml:space="preserve">   three quick checks</w:t>
       </w:r>
     </w:p>
     <w:p>
@@ -2685,17 +2315,6 @@
         </w:rPr>
         <w:t xml:space="preserve">I answered the question.</w:t>
       </w:r>
-      <w:r>
-        <w:rPr>
-          <w:i/>
-          <w:iCs/>
-          <w:color w:val="5F6F80"/>
-          <w:sz w:val="18"/>
-          <w:szCs w:val="18"/>
-        </w:rPr>
-        <w:br/>
-        <w:t xml:space="preserve">Respondí la pregunta.</w:t>
-      </w:r>
     </w:p>
     <w:p>
       <w:pPr>
@@ -2716,18 +2335,7 @@
           <w:sz w:val="20"/>
           <w:szCs w:val="20"/>
         </w:rPr>
-        <w:t xml:space="preserve">I used math evidence: numbers, an equation, a model, or a comparison.</w:t>
-      </w:r>
-      <w:r>
-        <w:rPr>
-          <w:i/>
-          <w:iCs/>
-          <w:color w:val="5F6F80"/>
-          <w:sz w:val="18"/>
-          <w:szCs w:val="18"/>
-        </w:rPr>
-        <w:br/>
-        <w:t xml:space="preserve">Usé evidencia matemática: números, una ecuación, un modelo o una comparación.</w:t>
+        <w:t xml:space="preserve">I used math evidence: numbers, an equation, or a model.</w:t>
       </w:r>
     </w:p>
     <w:p>
@@ -2749,84 +2357,7 @@
           <w:sz w:val="20"/>
           <w:szCs w:val="20"/>
         </w:rPr>
-        <w:t xml:space="preserve">I explained how the evidence proves my answer.</w:t>
-      </w:r>
-      <w:r>
-        <w:rPr>
-          <w:i/>
-          <w:iCs/>
-          <w:color w:val="5F6F80"/>
-          <w:sz w:val="18"/>
-          <w:szCs w:val="18"/>
-        </w:rPr>
-        <w:br/>
-        <w:t xml:space="preserve">Expliqué cómo la evidencia demuestra mi respuesta.</w:t>
-      </w:r>
-    </w:p>
-    <w:p>
-      <w:pPr>
-        <w:spacing w:after="80"/>
-      </w:pPr>
-      <w:r>
-        <w:rPr>
-          <w:b/>
-          <w:bCs/>
-          <w:color w:val="1FA6A2"/>
-          <w:sz w:val="22"/>
-          <w:szCs w:val="22"/>
-        </w:rPr>
-        <w:t xml:space="preserve">☐  </w:t>
-      </w:r>
-      <w:r>
-        <w:rPr>
-          <w:sz w:val="20"/>
-          <w:szCs w:val="20"/>
-        </w:rPr>
         <w:t xml:space="preserve">I used at least two math words.</w:t>
-      </w:r>
-      <w:r>
-        <w:rPr>
-          <w:i/>
-          <w:iCs/>
-          <w:color w:val="5F6F80"/>
-          <w:sz w:val="18"/>
-          <w:szCs w:val="18"/>
-        </w:rPr>
-        <w:br/>
-        <w:t xml:space="preserve">Usé por lo menos dos palabras matemáticas.</w:t>
-      </w:r>
-    </w:p>
-    <w:p>
-      <w:pPr>
-        <w:spacing w:after="80"/>
-      </w:pPr>
-      <w:r>
-        <w:rPr>
-          <w:b/>
-          <w:bCs/>
-          <w:color w:val="1FA6A2"/>
-          <w:sz w:val="22"/>
-          <w:szCs w:val="22"/>
-        </w:rPr>
-        <w:t xml:space="preserve">☐  </w:t>
-      </w:r>
-      <w:r>
-        <w:rPr>
-          <w:sz w:val="20"/>
-          <w:szCs w:val="20"/>
-        </w:rPr>
-        <w:t xml:space="preserve">I reread complete sentences and punctuation.</w:t>
-      </w:r>
-      <w:r>
-        <w:rPr>
-          <w:i/>
-          <w:iCs/>
-          <w:color w:val="5F6F80"/>
-          <w:sz w:val="18"/>
-          <w:szCs w:val="18"/>
-        </w:rPr>
-        <w:br/>
-        <w:t xml:space="preserve">Volví a leer mis oraciones completas y la puntuación.</w:t>
       </w:r>
     </w:p>
     <w:p>
@@ -5028,7 +4559,7 @@
           <w:sz w:val="20"/>
           <w:szCs w:val="20"/>
         </w:rPr>
-        <w:t xml:space="preserve">☐  I answered the question.</w:t>
+        <w:t xml:space="preserve">☐  The answer to the math question is correct.</w:t>
       </w:r>
     </w:p>
     <w:p>
@@ -5040,7 +4571,7 @@
           <w:sz w:val="20"/>
           <w:szCs w:val="20"/>
         </w:rPr>
-        <w:t xml:space="preserve">☐  I used math evidence: numbers, an equation, a model, or a comparison.</w:t>
+        <w:t xml:space="preserve">☐  The evidence is real lesson mathematics (numbers, equation, or model), not restated claim.</w:t>
       </w:r>
     </w:p>
     <w:p>
@@ -5052,31 +4583,7 @@
           <w:sz w:val="20"/>
           <w:szCs w:val="20"/>
         </w:rPr>
-        <w:t xml:space="preserve">☐  I explained how the evidence proves my answer.</w:t>
-      </w:r>
-    </w:p>
-    <w:p>
-      <w:pPr>
-        <w:spacing w:after="80"/>
-      </w:pPr>
-      <w:r>
-        <w:rPr>
-          <w:sz w:val="20"/>
-          <w:szCs w:val="20"/>
-        </w:rPr>
-        <w:t xml:space="preserve">☐  I used at least two math words.</w:t>
-      </w:r>
-    </w:p>
-    <w:p>
-      <w:pPr>
-        <w:spacing w:after="80"/>
-      </w:pPr>
-      <w:r>
-        <w:rPr>
-          <w:sz w:val="20"/>
-          <w:szCs w:val="20"/>
-        </w:rPr>
-        <w:t xml:space="preserve">☐  I reread complete sentences and punctuation.</w:t>
+        <w:t xml:space="preserve">☐  The support level changed the language scaffolding, never the mathematical expectation.</w:t>
       </w:r>
     </w:p>
     <w:sectPr>
